--- a/tillsyn/A 24996-2025 tillsynsbegäran.docx
+++ b/tillsyn/A 24996-2025 tillsynsbegäran.docx
@@ -249,7 +249,7 @@
     <w:r>
       <w:tab/>
       <w:tab/>
-      <w:t>2026-06-18</w:t>
+      <w:t>2026-06-19</w:t>
       <w:br/>
       <w:br/>
     </w:r>

--- a/tillsyn/A 24996-2025 tillsynsbegäran.docx
+++ b/tillsyn/A 24996-2025 tillsynsbegäran.docx
@@ -249,7 +249,7 @@
     <w:r>
       <w:tab/>
       <w:tab/>
-      <w:t>2026-06-19</w:t>
+      <w:t>2026-06-20</w:t>
       <w:br/>
       <w:br/>
     </w:r>

--- a/tillsyn/A 24996-2025 tillsynsbegäran.docx
+++ b/tillsyn/A 24996-2025 tillsynsbegäran.docx
@@ -12,10 +12,7 @@
     </w:p>
     <w:p>
       <w:r>
-        <w:t>Detta dokument behandlar höga naturvärden i avverkningsanmälan A 24996-2025 i Skövde kommun som inkom 2025-05-22 och omfattar 1,8 ha.</w:t>
-      </w:r>
-      <w:r>
-        <w:t xml:space="preserve"> I Figur 1 visas fyndplatser för naturvårdsarter i området, som finns registrerade på Artportalen.</w:t>
+        <w:t>Denna tillsynsbegäran behandlar höga naturvärden i avverkningsanmälan A 24996-2025 i Skövde kommun som inkom 2025-05-22 och omfattar 1,8 ha.</w:t>
       </w:r>
     </w:p>
     <w:p>
@@ -63,7 +60,20 @@
         <w:spacing w:after="240"/>
       </w:pPr>
       <w:r>
-        <w:t>Figur 1. Fyndplatser för naturvårdsarter inom 11 meter från avverkningsanmälan (röd linje). Inom parentes anges rödlistekategorier, S för signalarter, Tför typiska arter och fridlysningsparagrafer i artskyddsförordningen.Markörer utan svart kant är placerade på fyndplatsen. Markörer med svart kant är placerade vid sidan av fyndplatsen och har ett svart streck som visar fyndplatsens exakta position. Kartans mittpunktskoordinat är N 6473514, E 429015 i SWEREF 99 TM.</w:t>
+        <w:t>Figur 1. Fyndplatser för naturvårdsarter inom 11 meter från avverkningsanmälan. Markörer utan svart kant är placerade på fyndplatsen. Markörer med svart kant är placerade vid sidan av fyndplatsen har ett svart streck som visar fyndplatsens exakta position. Kartans mittpunktskoordinat är N 6473514, E 429015 i SWEREF 99 TM.</w:t>
+      </w:r>
+    </w:p>
+    <w:p>
+      <w:r>
+        <w:t>Inom 11 meter från avverkningsanmälan finns fynd av 2 naturvårdsarter, varav 2 är rödlistade: granbronssopp (VU) och fjällig taggsvamp s.str. (NT). Se Figur 1.</w:t>
+      </w:r>
+    </w:p>
+    <w:p>
+      <w:pPr>
+        <w:pStyle w:val="Heading1"/>
+      </w:pPr>
+      <w:r>
+        <w:t>Tillsynsbegäran</w:t>
       </w:r>
     </w:p>
     <w:p>
@@ -77,26 +87,27 @@
       </w:r>
     </w:p>
     <w:p>
-      <w:r>
-        <w:t>Nedan beskrivs fynd av naturvårdsarter som gjorts i det avverkningsanmälda området.</w:t>
-      </w:r>
-    </w:p>
-    <w:p>
       <w:pPr>
         <w:pStyle w:val="Heading1"/>
       </w:pPr>
       <w:r>
-        <w:t>Naturvårdsarter</w:t>
+        <w:t>Naturvårdsarter och fridlysta arter</w:t>
       </w:r>
     </w:p>
     <w:p>
       <w:r>
-        <w:t>Inom 11 meter från avverkningsanmälan har följande 2 naturvårdsarter hittats: granbronssopp (VU) och fjällig taggsvamp s.str. (NT). Av dessa är 2 rödlistade. För rödlistade arter har rödlistekategorin angivits inom parentes.</w:t>
+        <w:t>Nedan följer beskrivningar av de naturvårdsarter och fridlysta arter som har sina livsmiljöer och växtplatser i den avverkningsanmälda skogen. De påträffade naturvårdsarterna är ett tydligt kvitto på att det rör sig om en skog med höga naturvärden.</w:t>
       </w:r>
     </w:p>
     <w:p>
       <w:r>
-        <w:t>De påträffade naturvårdsarterna är ett tydligt kvitto på att det rör sig om en skog med höga naturvärden.</w:t>
+        <w:rPr>
+          <w:b/>
+        </w:rPr>
+        <w:t xml:space="preserve">Granbronssopp (VU) </w:t>
+      </w:r>
+      <w:r>
+        <w:t>är en relativt nyupptäckt art med första fynd i landet 2007. Lik bronssopp men helt knuten till gran i grandominerade, äldre och rikare skogar främst i sydvästra Sverige. Växer i s.k. "hot-spots" tillsammans med många andra krävande granberoende arter. Befaras ha minskat historiskt på grund av kalhyggesbruk. Minskningen fortgår (SLU Artdatabanken, 2026).</w:t>
       </w:r>
     </w:p>
     <w:p>
@@ -108,17 +119,6 @@
       </w:r>
       <w:r>
         <w:t xml:space="preserve"> bildar mykorrhiza med gran i granskog och barrblandskog, främst på frisk näringsrik mark i äldre skog med lång trädkontinuitet. Den totala populationen i landet har minskat och bedöms fortsätta minska till följd av avverkning av äldre barrskogar. Minskningstakten för den svenska populationen bedöms vara nära gränsvärdet för sårbar (VU) (SLU Artdatabanken, 2026).</w:t>
-      </w:r>
-    </w:p>
-    <w:p>
-      <w:r>
-        <w:rPr>
-          <w:b/>
-        </w:rPr>
-        <w:t xml:space="preserve">Granbronssopp (VU) </w:t>
-      </w:r>
-      <w:r>
-        <w:t>är en relativt nyupptäckt art med första fynd i landet 2007. Lik bronssopp men helt knuten till gran i grandominerade, äldre och rikare skogar främst i sydvästra Sverige. Växer i s.k. "hot-spots" tillsammans med många andra krävande granberoende arter. Befaras ha minskat historiskt på grund av kalhyggesbruk. Minskningen fortgår (SLU Artdatabanken, 2026).</w:t>
       </w:r>
     </w:p>
     <w:sectPr>
@@ -249,7 +249,7 @@
     <w:r>
       <w:tab/>
       <w:tab/>
-      <w:t>2026-06-20</w:t>
+      <w:t>2026-06-21</w:t>
       <w:br/>
       <w:br/>
     </w:r>

--- a/tillsyn/A 24996-2025 tillsynsbegäran.docx
+++ b/tillsyn/A 24996-2025 tillsynsbegäran.docx
@@ -249,7 +249,7 @@
     <w:r>
       <w:tab/>
       <w:tab/>
-      <w:t>2026-06-21</w:t>
+      <w:t>2026-06-22</w:t>
       <w:br/>
       <w:br/>
     </w:r>

--- a/tillsyn/A 24996-2025 tillsynsbegäran.docx
+++ b/tillsyn/A 24996-2025 tillsynsbegäran.docx
@@ -249,7 +249,7 @@
     <w:r>
       <w:tab/>
       <w:tab/>
-      <w:t>2026-06-22</w:t>
+      <w:t>2026-06-23</w:t>
       <w:br/>
       <w:br/>
     </w:r>

--- a/tillsyn/A 24996-2025 tillsynsbegäran.docx
+++ b/tillsyn/A 24996-2025 tillsynsbegäran.docx
@@ -249,7 +249,7 @@
     <w:r>
       <w:tab/>
       <w:tab/>
-      <w:t>2026-06-23</w:t>
+      <w:t>2026-06-24</w:t>
       <w:br/>
       <w:br/>
     </w:r>

--- a/tillsyn/A 24996-2025 tillsynsbegäran.docx
+++ b/tillsyn/A 24996-2025 tillsynsbegäran.docx
@@ -249,7 +249,7 @@
     <w:r>
       <w:tab/>
       <w:tab/>
-      <w:t>2026-06-24</w:t>
+      <w:t>2026-06-25</w:t>
       <w:br/>
       <w:br/>
     </w:r>

--- a/tillsyn/A 24996-2025 tillsynsbegäran.docx
+++ b/tillsyn/A 24996-2025 tillsynsbegäran.docx
@@ -249,7 +249,7 @@
     <w:r>
       <w:tab/>
       <w:tab/>
-      <w:t>2026-06-25</w:t>
+      <w:t>2026-06-26</w:t>
       <w:br/>
       <w:br/>
     </w:r>

--- a/tillsyn/A 24996-2025 tillsynsbegäran.docx
+++ b/tillsyn/A 24996-2025 tillsynsbegäran.docx
@@ -249,7 +249,7 @@
     <w:r>
       <w:tab/>
       <w:tab/>
-      <w:t>2026-06-26</w:t>
+      <w:t>2026-06-27</w:t>
       <w:br/>
       <w:br/>
     </w:r>

--- a/tillsyn/A 24996-2025 tillsynsbegäran.docx
+++ b/tillsyn/A 24996-2025 tillsynsbegäran.docx
@@ -249,7 +249,7 @@
     <w:r>
       <w:tab/>
       <w:tab/>
-      <w:t>2026-06-27</w:t>
+      <w:t>2026-06-28</w:t>
       <w:br/>
       <w:br/>
     </w:r>

--- a/tillsyn/A 24996-2025 tillsynsbegäran.docx
+++ b/tillsyn/A 24996-2025 tillsynsbegäran.docx
@@ -249,7 +249,7 @@
     <w:r>
       <w:tab/>
       <w:tab/>
-      <w:t>2026-06-28</w:t>
+      <w:t>2026-06-29</w:t>
       <w:br/>
       <w:br/>
     </w:r>

--- a/tillsyn/A 24996-2025 tillsynsbegäran.docx
+++ b/tillsyn/A 24996-2025 tillsynsbegäran.docx
@@ -249,7 +249,7 @@
     <w:r>
       <w:tab/>
       <w:tab/>
-      <w:t>2026-06-29</w:t>
+      <w:t>2026-06-30</w:t>
       <w:br/>
       <w:br/>
     </w:r>

--- a/tillsyn/A 24996-2025 tillsynsbegäran.docx
+++ b/tillsyn/A 24996-2025 tillsynsbegäran.docx
@@ -249,7 +249,7 @@
     <w:r>
       <w:tab/>
       <w:tab/>
-      <w:t>2026-06-30</w:t>
+      <w:t>2026-07-01</w:t>
       <w:br/>
       <w:br/>
     </w:r>

--- a/tillsyn/A 24996-2025 tillsynsbegäran.docx
+++ b/tillsyn/A 24996-2025 tillsynsbegäran.docx
@@ -249,7 +249,7 @@
     <w:r>
       <w:tab/>
       <w:tab/>
-      <w:t>2026-07-01</w:t>
+      <w:t>2026-07-02</w:t>
       <w:br/>
       <w:br/>
     </w:r>

--- a/tillsyn/A 24996-2025 tillsynsbegäran.docx
+++ b/tillsyn/A 24996-2025 tillsynsbegäran.docx
@@ -249,7 +249,7 @@
     <w:r>
       <w:tab/>
       <w:tab/>
-      <w:t>2026-07-13</w:t>
+      <w:t>2026-07-14</w:t>
       <w:br/>
       <w:br/>
     </w:r>

--- a/tillsyn/A 24996-2025 tillsynsbegäran.docx
+++ b/tillsyn/A 24996-2025 tillsynsbegäran.docx
@@ -249,7 +249,7 @@
     <w:r>
       <w:tab/>
       <w:tab/>
-      <w:t>2026-07-14</w:t>
+      <w:t>2026-07-15</w:t>
       <w:br/>
       <w:br/>
     </w:r>

--- a/tillsyn/A 24996-2025 tillsynsbegäran.docx
+++ b/tillsyn/A 24996-2025 tillsynsbegäran.docx
@@ -249,7 +249,7 @@
     <w:r>
       <w:tab/>
       <w:tab/>
-      <w:t>2026-07-15</w:t>
+      <w:t>2026-07-16</w:t>
       <w:br/>
       <w:br/>
     </w:r>

--- a/tillsyn/A 24996-2025 tillsynsbegäran.docx
+++ b/tillsyn/A 24996-2025 tillsynsbegäran.docx
@@ -249,7 +249,7 @@
     <w:r>
       <w:tab/>
       <w:tab/>
-      <w:t>2026-07-16</w:t>
+      <w:t>2026-07-17</w:t>
       <w:br/>
       <w:br/>
     </w:r>

--- a/tillsyn/A 24996-2025 tillsynsbegäran.docx
+++ b/tillsyn/A 24996-2025 tillsynsbegäran.docx
@@ -249,7 +249,7 @@
     <w:r>
       <w:tab/>
       <w:tab/>
-      <w:t>2026-07-17</w:t>
+      <w:t>2026-07-18</w:t>
       <w:br/>
       <w:br/>
     </w:r>

--- a/tillsyn/A 24996-2025 tillsynsbegäran.docx
+++ b/tillsyn/A 24996-2025 tillsynsbegäran.docx
@@ -249,7 +249,7 @@
     <w:r>
       <w:tab/>
       <w:tab/>
-      <w:t>2026-07-18</w:t>
+      <w:t>2026-07-19</w:t>
       <w:br/>
       <w:br/>
     </w:r>

--- a/tillsyn/A 24996-2025 tillsynsbegäran.docx
+++ b/tillsyn/A 24996-2025 tillsynsbegäran.docx
@@ -249,7 +249,7 @@
     <w:r>
       <w:tab/>
       <w:tab/>
-      <w:t>2026-07-19</w:t>
+      <w:t>2026-07-20</w:t>
       <w:br/>
       <w:br/>
     </w:r>

--- a/tillsyn/A 24996-2025 tillsynsbegäran.docx
+++ b/tillsyn/A 24996-2025 tillsynsbegäran.docx
@@ -249,7 +249,7 @@
     <w:r>
       <w:tab/>
       <w:tab/>
-      <w:t>2026-07-20</w:t>
+      <w:t>2026-07-21</w:t>
       <w:br/>
       <w:br/>
     </w:r>

--- a/tillsyn/A 24996-2025 tillsynsbegäran.docx
+++ b/tillsyn/A 24996-2025 tillsynsbegäran.docx
@@ -249,7 +249,7 @@
     <w:r>
       <w:tab/>
       <w:tab/>
-      <w:t>2026-07-21</w:t>
+      <w:t>2026-07-22</w:t>
       <w:br/>
       <w:br/>
     </w:r>

--- a/tillsyn/A 24996-2025 tillsynsbegäran.docx
+++ b/tillsyn/A 24996-2025 tillsynsbegäran.docx
@@ -249,7 +249,7 @@
     <w:r>
       <w:tab/>
       <w:tab/>
-      <w:t>2026-07-22</w:t>
+      <w:t>2026-07-23</w:t>
       <w:br/>
       <w:br/>
     </w:r>

--- a/tillsyn/A 24996-2025 tillsynsbegäran.docx
+++ b/tillsyn/A 24996-2025 tillsynsbegäran.docx
@@ -249,7 +249,7 @@
     <w:r>
       <w:tab/>
       <w:tab/>
-      <w:t>2026-07-23</w:t>
+      <w:t>2026-07-24</w:t>
       <w:br/>
       <w:br/>
     </w:r>

--- a/tillsyn/A 24996-2025 tillsynsbegäran.docx
+++ b/tillsyn/A 24996-2025 tillsynsbegäran.docx
@@ -249,7 +249,7 @@
     <w:r>
       <w:tab/>
       <w:tab/>
-      <w:t>2026-07-24</w:t>
+      <w:t>2026-07-25</w:t>
       <w:br/>
       <w:br/>
     </w:r>

--- a/tillsyn/A 24996-2025 tillsynsbegäran.docx
+++ b/tillsyn/A 24996-2025 tillsynsbegäran.docx
@@ -249,7 +249,7 @@
     <w:r>
       <w:tab/>
       <w:tab/>
-      <w:t>2026-07-25</w:t>
+      <w:t>2026-07-26</w:t>
       <w:br/>
       <w:br/>
     </w:r>

--- a/tillsyn/A 24996-2025 tillsynsbegäran.docx
+++ b/tillsyn/A 24996-2025 tillsynsbegäran.docx
@@ -249,7 +249,7 @@
     <w:r>
       <w:tab/>
       <w:tab/>
-      <w:t>2026-07-26</w:t>
+      <w:t>2026-07-27</w:t>
       <w:br/>
       <w:br/>
     </w:r>

--- a/tillsyn/A 24996-2025 tillsynsbegäran.docx
+++ b/tillsyn/A 24996-2025 tillsynsbegäran.docx
@@ -249,7 +249,7 @@
     <w:r>
       <w:tab/>
       <w:tab/>
-      <w:t>2026-07-27</w:t>
+      <w:t>2026-07-28</w:t>
       <w:br/>
       <w:br/>
     </w:r>

--- a/tillsyn/A 24996-2025 tillsynsbegäran.docx
+++ b/tillsyn/A 24996-2025 tillsynsbegäran.docx
@@ -249,7 +249,7 @@
     <w:r>
       <w:tab/>
       <w:tab/>
-      <w:t>2026-07-28</w:t>
+      <w:t>2026-07-29</w:t>
       <w:br/>
       <w:br/>
     </w:r>

--- a/tillsyn/A 24996-2025 tillsynsbegäran.docx
+++ b/tillsyn/A 24996-2025 tillsynsbegäran.docx
@@ -249,7 +249,7 @@
     <w:r>
       <w:tab/>
       <w:tab/>
-      <w:t>2026-07-29</w:t>
+      <w:t>2026-07-30</w:t>
       <w:br/>
       <w:br/>
     </w:r>

--- a/tillsyn/A 24996-2025 tillsynsbegäran.docx
+++ b/tillsyn/A 24996-2025 tillsynsbegäran.docx
@@ -249,7 +249,7 @@
     <w:r>
       <w:tab/>
       <w:tab/>
-      <w:t>2026-07-30</w:t>
+      <w:t>2026-07-31</w:t>
       <w:br/>
       <w:br/>
     </w:r>

--- a/tillsyn/A 24996-2025 tillsynsbegäran.docx
+++ b/tillsyn/A 24996-2025 tillsynsbegäran.docx
@@ -249,7 +249,7 @@
     <w:r>
       <w:tab/>
       <w:tab/>
-      <w:t>2026-07-31</w:t>
+      <w:t>2026-08-01</w:t>
       <w:br/>
       <w:br/>
     </w:r>

--- a/tillsyn/A 24996-2025 tillsynsbegäran.docx
+++ b/tillsyn/A 24996-2025 tillsynsbegäran.docx
@@ -249,7 +249,7 @@
     <w:r>
       <w:tab/>
       <w:tab/>
-      <w:t>2026-08-01</w:t>
+      <w:t>2026-08-02</w:t>
       <w:br/>
       <w:br/>
     </w:r>

--- a/tillsyn/A 24996-2025 tillsynsbegäran.docx
+++ b/tillsyn/A 24996-2025 tillsynsbegäran.docx
@@ -249,7 +249,7 @@
     <w:r>
       <w:tab/>
       <w:tab/>
-      <w:t>2026-08-02</w:t>
+      <w:t>2026-08-03</w:t>
       <w:br/>
       <w:br/>
     </w:r>

--- a/tillsyn/A 24996-2025 tillsynsbegäran.docx
+++ b/tillsyn/A 24996-2025 tillsynsbegäran.docx
@@ -249,7 +249,7 @@
     <w:r>
       <w:tab/>
       <w:tab/>
-      <w:t>2026-08-03</w:t>
+      <w:t>2026-08-05</w:t>
       <w:br/>
       <w:br/>
     </w:r>

--- a/tillsyn/A 24996-2025 tillsynsbegäran.docx
+++ b/tillsyn/A 24996-2025 tillsynsbegäran.docx
@@ -249,7 +249,7 @@
     <w:r>
       <w:tab/>
       <w:tab/>
-      <w:t>2026-08-05</w:t>
+      <w:t>2026-08-07</w:t>
       <w:br/>
       <w:br/>
     </w:r>

--- a/tillsyn/A 24996-2025 tillsynsbegäran.docx
+++ b/tillsyn/A 24996-2025 tillsynsbegäran.docx
@@ -249,7 +249,7 @@
     <w:r>
       <w:tab/>
       <w:tab/>
-      <w:t>2026-08-07</w:t>
+      <w:t>2026-08-08</w:t>
       <w:br/>
       <w:br/>
     </w:r>

--- a/tillsyn/A 24996-2025 tillsynsbegäran.docx
+++ b/tillsyn/A 24996-2025 tillsynsbegäran.docx
@@ -60,7 +60,7 @@
         <w:spacing w:after="240"/>
       </w:pPr>
       <w:r>
-        <w:t>Figur 1. Fyndplatser för naturvårdsarter inom 11 meter från avverkningsanmälan. Markörer utan svart kant är placerade på fyndplatsen. Markörer med svart kant är placerade vid sidan av fyndplatsen har ett svart streck som visar fyndplatsens exakta position. Kartans mittpunktskoordinat är N 6473514, E 429015 i SWEREF 99 TM.</w:t>
+        <w:t>Figur 1. Fyndplatser för naturvårdsarter inom 11 meter från avverkningsanmälan. Markörer utan svart kant är placerade på fyndplatsen. Markörer med svart kant är placerade vid sidan av fyndplatsen och har ett svart streck som visar fyndplatsens exakta position. Kartans mittpunktskoordinat är N 6473514, E 429015 i SWEREF 99 TM.</w:t>
       </w:r>
     </w:p>
     <w:p>
@@ -249,7 +249,7 @@
     <w:r>
       <w:tab/>
       <w:tab/>
-      <w:t>2026-08-14</w:t>
+      <w:t>2026-08-15</w:t>
       <w:br/>
       <w:br/>
     </w:r>

--- a/tillsyn/A 24996-2025 tillsynsbegäran.docx
+++ b/tillsyn/A 24996-2025 tillsynsbegäran.docx
@@ -249,7 +249,7 @@
     <w:r>
       <w:tab/>
       <w:tab/>
-      <w:t>2026-08-15</w:t>
+      <w:t>2026-08-16</w:t>
       <w:br/>
       <w:br/>
     </w:r>

--- a/tillsyn/A 24996-2025 tillsynsbegäran.docx
+++ b/tillsyn/A 24996-2025 tillsynsbegäran.docx
@@ -249,7 +249,7 @@
     <w:r>
       <w:tab/>
       <w:tab/>
-      <w:t>2026-08-16</w:t>
+      <w:t>2026-08-17</w:t>
       <w:br/>
       <w:br/>
     </w:r>

--- a/tillsyn/A 24996-2025 tillsynsbegäran.docx
+++ b/tillsyn/A 24996-2025 tillsynsbegäran.docx
@@ -249,7 +249,7 @@
     <w:r>
       <w:tab/>
       <w:tab/>
-      <w:t>2026-08-17</w:t>
+      <w:t>2026-08-18</w:t>
       <w:br/>
       <w:br/>
     </w:r>

--- a/tillsyn/A 24996-2025 tillsynsbegäran.docx
+++ b/tillsyn/A 24996-2025 tillsynsbegäran.docx
@@ -249,7 +249,7 @@
     <w:r>
       <w:tab/>
       <w:tab/>
-      <w:t>2026-08-18</w:t>
+      <w:t>2026-08-19</w:t>
       <w:br/>
       <w:br/>
     </w:r>

--- a/tillsyn/A 24996-2025 tillsynsbegäran.docx
+++ b/tillsyn/A 24996-2025 tillsynsbegäran.docx
@@ -249,7 +249,7 @@
     <w:r>
       <w:tab/>
       <w:tab/>
-      <w:t>2026-08-19</w:t>
+      <w:t>2026-08-20</w:t>
       <w:br/>
       <w:br/>
     </w:r>

--- a/tillsyn/A 24996-2025 tillsynsbegäran.docx
+++ b/tillsyn/A 24996-2025 tillsynsbegäran.docx
@@ -249,7 +249,7 @@
     <w:r>
       <w:tab/>
       <w:tab/>
-      <w:t>2026-08-20</w:t>
+      <w:t>2026-08-21</w:t>
       <w:br/>
       <w:br/>
     </w:r>

--- a/tillsyn/A 24996-2025 tillsynsbegäran.docx
+++ b/tillsyn/A 24996-2025 tillsynsbegäran.docx
@@ -249,7 +249,7 @@
     <w:r>
       <w:tab/>
       <w:tab/>
-      <w:t>2026-08-21</w:t>
+      <w:t>2026-08-22</w:t>
       <w:br/>
       <w:br/>
     </w:r>

--- a/tillsyn/A 24996-2025 tillsynsbegäran.docx
+++ b/tillsyn/A 24996-2025 tillsynsbegäran.docx
@@ -249,7 +249,7 @@
     <w:r>
       <w:tab/>
       <w:tab/>
-      <w:t>2026-08-22</w:t>
+      <w:t>2026-08-23</w:t>
       <w:br/>
       <w:br/>
     </w:r>

--- a/tillsyn/A 24996-2025 tillsynsbegäran.docx
+++ b/tillsyn/A 24996-2025 tillsynsbegäran.docx
@@ -249,7 +249,7 @@
     <w:r>
       <w:tab/>
       <w:tab/>
-      <w:t>2026-08-23</w:t>
+      <w:t>2026-08-24</w:t>
       <w:br/>
       <w:br/>
     </w:r>

--- a/tillsyn/A 24996-2025 tillsynsbegäran.docx
+++ b/tillsyn/A 24996-2025 tillsynsbegäran.docx
@@ -249,7 +249,7 @@
     <w:r>
       <w:tab/>
       <w:tab/>
-      <w:t>2026-08-24</w:t>
+      <w:t>2026-08-25</w:t>
       <w:br/>
       <w:br/>
     </w:r>

--- a/tillsyn/A 24996-2025 tillsynsbegäran.docx
+++ b/tillsyn/A 24996-2025 tillsynsbegäran.docx
@@ -249,7 +249,7 @@
     <w:r>
       <w:tab/>
       <w:tab/>
-      <w:t>2026-08-25</w:t>
+      <w:t>2026-08-26</w:t>
       <w:br/>
       <w:br/>
     </w:r>

--- a/tillsyn/A 24996-2025 tillsynsbegäran.docx
+++ b/tillsyn/A 24996-2025 tillsynsbegäran.docx
@@ -249,7 +249,7 @@
     <w:r>
       <w:tab/>
       <w:tab/>
-      <w:t>2026-08-26</w:t>
+      <w:t>2026-08-27</w:t>
       <w:br/>
       <w:br/>
     </w:r>

--- a/tillsyn/A 24996-2025 tillsynsbegäran.docx
+++ b/tillsyn/A 24996-2025 tillsynsbegäran.docx
@@ -249,7 +249,7 @@
     <w:r>
       <w:tab/>
       <w:tab/>
-      <w:t>2026-08-27</w:t>
+      <w:t>2026-08-28</w:t>
       <w:br/>
       <w:br/>
     </w:r>

--- a/tillsyn/A 24996-2025 tillsynsbegäran.docx
+++ b/tillsyn/A 24996-2025 tillsynsbegäran.docx
@@ -249,7 +249,7 @@
     <w:r>
       <w:tab/>
       <w:tab/>
-      <w:t>2026-08-28</w:t>
+      <w:t>2026-08-29</w:t>
       <w:br/>
       <w:br/>
     </w:r>

--- a/tillsyn/A 24996-2025 tillsynsbegäran.docx
+++ b/tillsyn/A 24996-2025 tillsynsbegäran.docx
@@ -249,7 +249,7 @@
     <w:r>
       <w:tab/>
       <w:tab/>
-      <w:t>2026-08-29</w:t>
+      <w:t>2026-08-31</w:t>
       <w:br/>
       <w:br/>
     </w:r>

--- a/tillsyn/A 24996-2025 tillsynsbegäran.docx
+++ b/tillsyn/A 24996-2025 tillsynsbegäran.docx
@@ -249,7 +249,7 @@
     <w:r>
       <w:tab/>
       <w:tab/>
-      <w:t>2026-08-31</w:t>
+      <w:t>2026-09-01</w:t>
       <w:br/>
       <w:br/>
     </w:r>

--- a/tillsyn/A 24996-2025 tillsynsbegäran.docx
+++ b/tillsyn/A 24996-2025 tillsynsbegäran.docx
@@ -249,7 +249,7 @@
     <w:r>
       <w:tab/>
       <w:tab/>
-      <w:t>2026-09-01</w:t>
+      <w:t>2026-09-02</w:t>
       <w:br/>
       <w:br/>
     </w:r>

--- a/tillsyn/A 24996-2025 tillsynsbegäran.docx
+++ b/tillsyn/A 24996-2025 tillsynsbegäran.docx
@@ -249,7 +249,7 @@
     <w:r>
       <w:tab/>
       <w:tab/>
-      <w:t>2026-09-02</w:t>
+      <w:t>2026-09-03</w:t>
       <w:br/>
       <w:br/>
     </w:r>

--- a/tillsyn/A 24996-2025 tillsynsbegäran.docx
+++ b/tillsyn/A 24996-2025 tillsynsbegäran.docx
@@ -249,7 +249,7 @@
     <w:r>
       <w:tab/>
       <w:tab/>
-      <w:t>2026-09-03</w:t>
+      <w:t>2026-09-04</w:t>
       <w:br/>
       <w:br/>
     </w:r>

--- a/tillsyn/A 24996-2025 tillsynsbegäran.docx
+++ b/tillsyn/A 24996-2025 tillsynsbegäran.docx
@@ -249,7 +249,7 @@
     <w:r>
       <w:tab/>
       <w:tab/>
-      <w:t>2026-09-04</w:t>
+      <w:t>2026-09-05</w:t>
       <w:br/>
       <w:br/>
     </w:r>

--- a/tillsyn/A 24996-2025 tillsynsbegäran.docx
+++ b/tillsyn/A 24996-2025 tillsynsbegäran.docx
@@ -249,7 +249,7 @@
     <w:r>
       <w:tab/>
       <w:tab/>
-      <w:t>2026-09-05</w:t>
+      <w:t>2026-09-06</w:t>
       <w:br/>
       <w:br/>
     </w:r>

--- a/tillsyn/A 24996-2025 tillsynsbegäran.docx
+++ b/tillsyn/A 24996-2025 tillsynsbegäran.docx
@@ -249,7 +249,7 @@
     <w:r>
       <w:tab/>
       <w:tab/>
-      <w:t>2026-09-06</w:t>
+      <w:t>2026-09-07</w:t>
       <w:br/>
       <w:br/>
     </w:r>

--- a/tillsyn/A 24996-2025 tillsynsbegäran.docx
+++ b/tillsyn/A 24996-2025 tillsynsbegäran.docx
@@ -249,7 +249,7 @@
     <w:r>
       <w:tab/>
       <w:tab/>
-      <w:t>2026-09-07</w:t>
+      <w:t>2026-09-08</w:t>
       <w:br/>
       <w:br/>
     </w:r>

--- a/tillsyn/A 24996-2025 tillsynsbegäran.docx
+++ b/tillsyn/A 24996-2025 tillsynsbegäran.docx
@@ -249,7 +249,7 @@
     <w:r>
       <w:tab/>
       <w:tab/>
-      <w:t>2026-09-08</w:t>
+      <w:t>2026-09-09</w:t>
       <w:br/>
       <w:br/>
     </w:r>

--- a/tillsyn/A 24996-2025 tillsynsbegäran.docx
+++ b/tillsyn/A 24996-2025 tillsynsbegäran.docx
@@ -249,7 +249,7 @@
     <w:r>
       <w:tab/>
       <w:tab/>
-      <w:t>2026-09-09</w:t>
+      <w:t>2026-09-10</w:t>
       <w:br/>
       <w:br/>
     </w:r>

--- a/tillsyn/A 24996-2025 tillsynsbegäran.docx
+++ b/tillsyn/A 24996-2025 tillsynsbegäran.docx
@@ -249,7 +249,7 @@
     <w:r>
       <w:tab/>
       <w:tab/>
-      <w:t>2026-09-10</w:t>
+      <w:t>2026-09-11</w:t>
       <w:br/>
       <w:br/>
     </w:r>

--- a/tillsyn/A 24996-2025 tillsynsbegäran.docx
+++ b/tillsyn/A 24996-2025 tillsynsbegäran.docx
@@ -249,7 +249,7 @@
     <w:r>
       <w:tab/>
       <w:tab/>
-      <w:t>2026-09-11</w:t>
+      <w:t>2026-09-12</w:t>
       <w:br/>
       <w:br/>
     </w:r>
